--- a/Actividades/A2_EP_EV_V2.docx
+++ b/Actividades/A2_EP_EV_V2.docx
@@ -50,6 +50,7 @@
           <w:rFonts w:ascii="Times New Roman" w:hAnsi="Times New Roman" w:cs="Times New Roman"/>
           <w:i/>
           <w:iCs/>
+          <w:noProof/>
           <w:sz w:val="20"/>
           <w:szCs w:val="20"/>
         </w:rPr>
@@ -605,7 +606,7 @@
                 <w:szCs w:val="16"/>
               </w:rPr>
               <w:lastRenderedPageBreak/>
-              <w:t>Clave del sistema</w:t>
+              <w:t>APP-SCAN-001</w:t>
             </w:r>
           </w:p>
         </w:tc>
@@ -635,11 +636,6 @@
               <w:t>Fecha en las que se realizó este documento</w:t>
             </w:r>
           </w:p>
-        </w:tc>
-        <w:tc>
-          <w:tcPr>
-            <w:tcW w:w="1766" w:type="dxa"/>
-          </w:tcPr>
           <w:p>
             <w:pPr>
               <w:jc w:val="center"/>
@@ -659,27 +655,7 @@
                 <w:sz w:val="16"/>
                 <w:szCs w:val="16"/>
               </w:rPr>
-              <w:t>Versi</w:t>
-            </w:r>
-            <w:r>
-              <w:rPr>
-                <w:rFonts w:ascii="Times New Roman" w:hAnsi="Times New Roman" w:cs="Times New Roman"/>
-                <w:i/>
-                <w:iCs/>
-                <w:sz w:val="16"/>
-                <w:szCs w:val="16"/>
-              </w:rPr>
-              <w:t>ó</w:t>
-            </w:r>
-            <w:r>
-              <w:rPr>
-                <w:rFonts w:ascii="Times New Roman" w:hAnsi="Times New Roman" w:cs="Times New Roman"/>
-                <w:i/>
-                <w:iCs/>
-                <w:sz w:val="16"/>
-                <w:szCs w:val="16"/>
-              </w:rPr>
-              <w:t>n de documento</w:t>
+              <w:t>12/7/2025</w:t>
             </w:r>
           </w:p>
         </w:tc>
@@ -706,6 +682,75 @@
                 <w:sz w:val="16"/>
                 <w:szCs w:val="16"/>
               </w:rPr>
+              <w:t>Versi</w:t>
+            </w:r>
+            <w:r>
+              <w:rPr>
+                <w:rFonts w:ascii="Times New Roman" w:hAnsi="Times New Roman" w:cs="Times New Roman"/>
+                <w:i/>
+                <w:iCs/>
+                <w:sz w:val="16"/>
+                <w:szCs w:val="16"/>
+              </w:rPr>
+              <w:t>ó</w:t>
+            </w:r>
+            <w:r>
+              <w:rPr>
+                <w:rFonts w:ascii="Times New Roman" w:hAnsi="Times New Roman" w:cs="Times New Roman"/>
+                <w:i/>
+                <w:iCs/>
+                <w:sz w:val="16"/>
+                <w:szCs w:val="16"/>
+              </w:rPr>
+              <w:t>n de documento</w:t>
+            </w:r>
+          </w:p>
+          <w:p>
+            <w:pPr>
+              <w:jc w:val="center"/>
+              <w:rPr>
+                <w:rFonts w:ascii="Times New Roman" w:hAnsi="Times New Roman" w:cs="Times New Roman"/>
+                <w:i/>
+                <w:iCs/>
+                <w:sz w:val="16"/>
+                <w:szCs w:val="16"/>
+              </w:rPr>
+            </w:pPr>
+            <w:r>
+              <w:rPr>
+                <w:rFonts w:ascii="Times New Roman" w:hAnsi="Times New Roman" w:cs="Times New Roman"/>
+                <w:i/>
+                <w:iCs/>
+                <w:sz w:val="16"/>
+                <w:szCs w:val="16"/>
+              </w:rPr>
+              <w:t>1.0</w:t>
+            </w:r>
+          </w:p>
+        </w:tc>
+        <w:tc>
+          <w:tcPr>
+            <w:tcW w:w="1766" w:type="dxa"/>
+          </w:tcPr>
+          <w:p>
+            <w:pPr>
+              <w:jc w:val="center"/>
+              <w:rPr>
+                <w:rFonts w:ascii="Times New Roman" w:hAnsi="Times New Roman" w:cs="Times New Roman"/>
+                <w:i/>
+                <w:iCs/>
+                <w:sz w:val="16"/>
+                <w:szCs w:val="16"/>
+              </w:rPr>
+            </w:pPr>
+            <w:r>
+              <w:rPr>
+                <w:rFonts w:ascii="Times New Roman" w:hAnsi="Times New Roman" w:cs="Times New Roman"/>
+                <w:i/>
+                <w:iCs/>
+                <w:sz w:val="16"/>
+                <w:szCs w:val="16"/>
+              </w:rPr>
               <w:t>Quien elabor</w:t>
             </w:r>
             <w:r>
@@ -727,6 +772,28 @@
                 <w:szCs w:val="16"/>
               </w:rPr>
               <w:t xml:space="preserve"> el documento</w:t>
+            </w:r>
+          </w:p>
+          <w:p>
+            <w:pPr>
+              <w:jc w:val="center"/>
+              <w:rPr>
+                <w:rFonts w:ascii="Times New Roman" w:hAnsi="Times New Roman" w:cs="Times New Roman"/>
+                <w:i/>
+                <w:iCs/>
+                <w:sz w:val="16"/>
+                <w:szCs w:val="16"/>
+              </w:rPr>
+            </w:pPr>
+            <w:r>
+              <w:rPr>
+                <w:rFonts w:ascii="Times New Roman" w:hAnsi="Times New Roman" w:cs="Times New Roman"/>
+                <w:i/>
+                <w:iCs/>
+                <w:sz w:val="16"/>
+                <w:szCs w:val="16"/>
+              </w:rPr>
+              <w:t>Dante Alejandro Alegria Romero</w:t>
             </w:r>
           </w:p>
         </w:tc>
@@ -775,6 +842,29 @@
                 <w:szCs w:val="16"/>
               </w:rPr>
               <w:t xml:space="preserve"> el documento</w:t>
+            </w:r>
+          </w:p>
+          <w:p>
+            <w:pPr>
+              <w:keepNext/>
+              <w:jc w:val="center"/>
+              <w:rPr>
+                <w:rFonts w:ascii="Times New Roman" w:hAnsi="Times New Roman" w:cs="Times New Roman"/>
+                <w:i/>
+                <w:iCs/>
+                <w:sz w:val="16"/>
+                <w:szCs w:val="16"/>
+              </w:rPr>
+            </w:pPr>
+            <w:r>
+              <w:rPr>
+                <w:rFonts w:ascii="Times New Roman" w:hAnsi="Times New Roman" w:cs="Times New Roman"/>
+                <w:i/>
+                <w:iCs/>
+                <w:sz w:val="16"/>
+                <w:szCs w:val="16"/>
+              </w:rPr>
+              <w:t>Andrea Margarita Balandran Felix</w:t>
             </w:r>
           </w:p>
         </w:tc>
@@ -1895,7 +1985,6 @@
   <w:style w:type="character" w:default="1" w:styleId="DefaultParagraphFont">
     <w:name w:val="Default Paragraph Font"/>
     <w:uiPriority w:val="1"/>
-    <w:semiHidden/>
     <w:unhideWhenUsed/>
   </w:style>
   <w:style w:type="table" w:default="1" w:styleId="TableNormal">
